--- a/Paddy_Iyer_Resume.docx
+++ b/Paddy_Iyer_Resume.docx
@@ -64,15 +64,15 @@
             <w:r>
               <w:rPr>
                 <w:rFonts w:ascii="Calibri" w:cs="Calibri" w:eastAsia="Calibri" w:hAnsi="Calibri"/>
-                <w:b/>
-                <w:bCs/>
+                <w:b w:val="false"/>
+                <w:bCs w:val="false"/>
                 <w:i w:val="false"/>
                 <w:iCs w:val="false"/>
-                <w:color w:val="C9956B"/>
-                <w:sz w:val="16"/>
-                <w:szCs w:val="16"/>
-              </w:rPr>
-              <w:t xml:space="preserve">[ add email — see note ]</w:t>
+                <w:color w:val="DCE1EA"/>
+                <w:sz w:val="16"/>
+                <w:szCs w:val="16"/>
+              </w:rPr>
+              <w:t xml:space="preserve">paddy.iyer@gmail.com</w:t>
             </w:r>
           </w:p>
           <w:p>

--- a/Paddy_Iyer_Resume.docx
+++ b/Paddy_Iyer_Resume.docx
@@ -1622,18 +1622,7 @@
                 <w:sz w:val="23"/>
                 <w:szCs w:val="23"/>
               </w:rPr>
-              <w:t xml:space="preserve">Privacy Data </w:t>
-            </w:r>
-            <w:proofErr w:type="spellStart"/>
-            <w:r>
-              <w:rPr>
-                <w:b/>
-                <w:bCs/>
-                <w:color w:val="1C2B45"/>
-                <w:sz w:val="23"/>
-                <w:szCs w:val="23"/>
-              </w:rPr>
-              <w:t>Engineering</w:t>
+              <w:t xml:space="preserve">Senior Consultant — Privacy &amp; Consent Infrastructure</w:t>
             </w:r>
             <w:r>
               <w:rPr>
@@ -1641,16 +1630,7 @@
                 <w:iCs/>
                 <w:color w:val="8A8273"/>
               </w:rPr>
-              <w:t>Apr</w:t>
-            </w:r>
-            <w:proofErr w:type="spellEnd"/>
-            <w:r>
-              <w:rPr>
-                <w:i/>
-                <w:iCs/>
-                <w:color w:val="8A8273"/>
-              </w:rPr>
-              <w:t xml:space="preserve"> 2024 – Present</w:t>
+              <w:t xml:space="preserve">Apr 2024 – Present</w:t>
             </w:r>
           </w:p>
           <w:p>
@@ -1697,7 +1677,7 @@
                 <w:iCs/>
                 <w:color w:val="8A8273"/>
               </w:rPr>
-              <w:t>Spearheading Meta's transformation from broad data access to consent-first advertising via the Safe Ads Program, remediating 700+ data assets across AAP, Consent Revocation (CR), BYOU, and ICOU privacy domains</w:t>
+              <w:t xml:space="preserve">Led the data engineering execution of Meta's Safe Ads Program — a company-critical initiative transitioning advertising infrastructure from broad data access to consent-first architecture across four privacy domains (AAP, Consent Revocation, BYOU, ICOU)</w:t>
             </w:r>
           </w:p>
           <w:p>
@@ -1714,7 +1694,7 @@
                 <w:sz w:val="19"/>
                 <w:szCs w:val="19"/>
               </w:rPr>
-              <w:t> Data Architecture &amp; Privacy Remediation</w:t>
+              <w:t xml:space="preserve"> Cross-Namespace Access Control Discovery</w:t>
             </w:r>
           </w:p>
           <w:p>
@@ -1733,7 +1713,7 @@
               <w:spacing w:after="46"/>
             </w:pPr>
             <w:r>
-              <w:t>Architected an end-to-end 8-stage privacy remediation pipeline (classification → lineage → topology sort → pipeline dev → diff → deploy → compliance → downstream migration) supporting four parallel privacy workstreams: AAP, CR filtering, BYOU, and ICOU</w:t>
+              <w:t xml:space="preserve">Identified a systemic blind spot in Meta's data deployment stack: when privacy migrations swapped indirect table references to direct cross-namespace sources, pipeline runtime identities crossed policy-zone boundaries for the first time — and no existing pre-deployment check (schema validation, compile tests, or user-identity test runs) could detect the violation</w:t>
             </w:r>
           </w:p>
           <w:p>
@@ -1752,7 +1732,7 @@
               <w:spacing w:after="46"/>
             </w:pPr>
             <w:r>
-              <w:t>Achieved 100% remediation of all high-risk assets across AAP and Consent Revocation, directly enabling Meta's Safe Ads launch timeline</w:t>
+              <w:t xml:space="preserve">Recognized that test environments implicitly used engineer credentials with broader access, masking the fact that production pipeline identities lacked cross-zone privileges — a class of failure invisible to all existing CI/CD gates</w:t>
             </w:r>
           </w:p>
           <w:p>
@@ -1771,7 +1751,7 @@
               <w:spacing w:after="46"/>
             </w:pPr>
             <w:r>
-              <w:t>Designed and deployed consent filtering pipelines for Instagram and Facebook tables — enforcing user-level opt-out at the data layer across BYOU and ICOU use cases</w:t>
+              <w:t xml:space="preserve">Designed and implemented a boundary-guard probe that evaluates cross-namespace policy-zone access at diff time, surfacing violations as hard gates before deployment — preventing silent production outages across 100+ migration diffs</w:t>
             </w:r>
           </w:p>
           <w:p>
@@ -1790,7 +1770,24 @@
               <w:spacing w:after="46"/>
             </w:pPr>
             <w:r>
-              <w:t>Built signal table architectures and WaitForHive/WaitForOperator patterns for multi-partition compliance, replacing fragile direct-dependency models with auditable, consent-aware orchestration</w:t>
+              <w:t xml:space="preserve">Established the operational protocol: all cross-namespace table swaps now require explicit privilege verification for the pipeline's runtime identity before landing — a process that did not exist prior to this discovery</w:t>
+            </w:r>
+          </w:p>
+          <w:p>
+            <w:pPr>
+              <w:keepNext/>
+              <w:shd w:val="clear" w:color="auto" w:fill="F5EFE3"/>
+              <w:spacing w:before="90" w:after="60"/>
+            </w:pPr>
+            <w:r>
+              <w:rPr>
+                <w:b/>
+                <w:bCs/>
+                <w:color w:val="33445F"/>
+                <w:sz w:val="19"/>
+                <w:szCs w:val="19"/>
+              </w:rPr>
+              <w:t xml:space="preserve"> AI-Augmented Remediation at Scale</w:t>
             </w:r>
           </w:p>
           <w:p>
@@ -1809,7 +1806,7 @@
               <w:spacing w:after="46"/>
             </w:pPr>
             <w:r>
-              <w:t>Designed DP anonymization operators for safe analytics, preserving analytical capability while respecting consent boundaries</w:t>
+              <w:t xml:space="preserve">Co-designed with SWEs a custom AI coding skill (structured playbook) encoding the complete remediation methodology for all four privacy domains — enabling any engineer to execute complex multi-step pipeline migrations with AI assistance from day 2 (vs. ~2 weeks prior ramp-up)</w:t>
             </w:r>
           </w:p>
           <w:p>
@@ -1828,7 +1825,7 @@
               <w:spacing w:after="46"/>
             </w:pPr>
             <w:r>
-              <w:t>Landed 800+ code changes and managed 1,000+ tasks; reduced average asset remediation cycle time from weeks to days</w:t>
+              <w:t xml:space="preserve">Skill covers end-to-end: table transform generation, consent filter pipeline creation, signal table dependency wiring, multi-producer alignment, lint/test automation, and cross-team dependency resolution</w:t>
             </w:r>
           </w:p>
           <w:p>
@@ -1847,7 +1844,45 @@
               <w:spacing w:after="46"/>
             </w:pPr>
             <w:r>
-              <w:t>Closed privacy gaps across cross-functional Dataswarm pipelines involving 3+ producer teams, preventing compliance audit failures</w:t>
+              <w:t xml:space="preserve">Cut per-asset remediation time by 3–5× and enabled a single engineer to sustain 800+ landed diffs over the engagement — a throughput level typically requiring 3–4 engineers without AI augmentation</w:t>
+            </w:r>
+          </w:p>
+          <w:p>
+            <w:pPr>
+              <w:numPr>
+                <w:ilvl w:val="0"/>
+                <w:numId w:val="2"/>
+              </w:numPr>
+              <w:pBdr>
+                <w:top w:val="nil"/>
+                <w:left w:val="nil"/>
+                <w:bottom w:val="nil"/>
+                <w:right w:val="nil"/>
+                <w:between w:val="nil"/>
+              </w:pBdr>
+              <w:spacing w:after="46"/>
+            </w:pPr>
+            <w:r>
+              <w:t xml:space="preserve">Collaborated with software engineers to continuously improve the AI implementation: expanded coverage from AAP-only to CR, BYOU, and ICOU domains; added cross-namespace boundary detection; eliminated fragile metadata tracking patterns</w:t>
+            </w:r>
+          </w:p>
+          <w:p>
+            <w:pPr>
+              <w:numPr>
+                <w:ilvl w:val="0"/>
+                <w:numId w:val="2"/>
+              </w:numPr>
+              <w:pBdr>
+                <w:top w:val="nil"/>
+                <w:left w:val="nil"/>
+                <w:bottom w:val="nil"/>
+                <w:right w:val="nil"/>
+                <w:between w:val="nil"/>
+              </w:pBdr>
+              <w:spacing w:after="46"/>
+            </w:pPr>
+            <w:r>
+              <w:t xml:space="preserve">Applied prompt engineering and LLM-assisted code analysis to reduce documentation overhead by ~70%, freeing engineering time for higher-judgment work (policy-zone gap analysis, multi-producer negotiations)</w:t>
             </w:r>
           </w:p>
           <w:p>
@@ -1864,7 +1899,7 @@
                 <w:sz w:val="19"/>
                 <w:szCs w:val="19"/>
               </w:rPr>
-              <w:t> AI-Augmented Remediation — Claude Code Skill</w:t>
+              <w:t xml:space="preserve"> Privacy Remediation Pipeline Architecture</w:t>
             </w:r>
           </w:p>
           <w:p>
@@ -1883,7 +1918,7 @@
               <w:spacing w:after="46"/>
             </w:pPr>
             <w:r>
-              <w:t>Co-developed with software engineers a custom “Claude Code Skill” (YAML + Markdown playbook) encoding the full AAP/CR/BYOU/ICOU remediation methodology — reduced new-member ramp-up from ~2 weeks to ~2 days</w:t>
+              <w:t xml:space="preserve">Architected an 8-stage remediation pipeline (classification → lineage → topology sort → pipeline dev → diff → deploy → compliance → downstream migration) serving as the execution framework for 700+ data asset remediations</w:t>
             </w:r>
           </w:p>
           <w:p>
@@ -1902,7 +1937,7 @@
               <w:spacing w:after="46"/>
             </w:pPr>
             <w:r>
-              <w:t>Partnered with SWEs to augment AI implementation capabilities, enabling the skill to auto-generate pipeline codemods across all four privacy domains: DevmateHiveCustomPipeline transforms, consent filter generation, signal table wiring, and multi-producer table alignment</w:t>
+              <w:t xml:space="preserve">Achieved 100% remediation of all high-risk assets across AAP and Consent Revocation on schedule — directly unblocking Meta's Safe Ads regulatory launch</w:t>
             </w:r>
           </w:p>
           <w:p>
@@ -1921,7 +1956,7 @@
               <w:spacing w:after="46"/>
             </w:pPr>
             <w:r>
-              <w:t>Cut remediation iteration time by 3–5×: the AI agent handled boilerplate codemod generation, lint/test cycles, and cross-team dependency resolution — enabling sustained 800+ diff velocity</w:t>
+              <w:t xml:space="preserve">Built consent filtering pipelines enforcing user-level opt-out at the data layer, signal table architectures for auditable dependency management, and differential privacy operators preserving analytical utility under consent constraints</w:t>
             </w:r>
           </w:p>
           <w:p>
@@ -1940,24 +1975,7 @@
               <w:spacing w:after="46"/>
             </w:pPr>
             <w:r>
-              <w:t>Applied prompt engineering and LLM-assisted code analysis to reduce documentation overhead by ~70% and eliminate fragile metastore tracking</w:t>
-            </w:r>
-          </w:p>
-          <w:p>
-            <w:pPr>
-              <w:keepNext/>
-              <w:shd w:val="clear" w:color="auto" w:fill="F5EFE3"/>
-              <w:spacing w:before="90" w:after="60"/>
-            </w:pPr>
-            <w:r>
-              <w:rPr>
-                <w:b/>
-                <w:bCs/>
-                <w:color w:val="33445F"/>
-                <w:sz w:val="19"/>
-                <w:szCs w:val="19"/>
-              </w:rPr>
-              <w:t> DataSwarm Pipeline Engineering</w:t>
+              <w:t xml:space="preserve">Closed compliance gaps across cross-functional pipelines involving 3+ producer teams — required navigating ambiguous ownership, negotiating schema changes, and resolving conflicting team priorities</w:t>
             </w:r>
           </w:p>
           <w:p>
@@ -1976,64 +1994,7 @@
               <w:spacing w:after="46"/>
             </w:pPr>
             <w:r>
-              <w:t>Streamlined schema/dataset definitions, removed hardcoded paths, and standardized lint/schedule/test workflows — reducing production incidents</w:t>
-            </w:r>
-          </w:p>
-          <w:p>
-            <w:pPr>
-              <w:numPr>
-                <w:ilvl w:val="0"/>
-                <w:numId w:val="2"/>
-              </w:numPr>
-              <w:pBdr>
-                <w:top w:val="nil"/>
-                <w:left w:val="nil"/>
-                <w:bottom w:val="nil"/>
-                <w:right w:val="nil"/>
-                <w:between w:val="nil"/>
-              </w:pBdr>
-              <w:spacing w:after="46"/>
-            </w:pPr>
-            <w:r>
-              <w:t>Documented repeatable validation steps that cut time-to-first-deploy for new pipelines by ~50%</w:t>
-            </w:r>
-          </w:p>
-          <w:p>
-            <w:pPr>
-              <w:numPr>
-                <w:ilvl w:val="0"/>
-                <w:numId w:val="2"/>
-              </w:numPr>
-              <w:pBdr>
-                <w:top w:val="nil"/>
-                <w:left w:val="nil"/>
-                <w:bottom w:val="nil"/>
-                <w:right w:val="nil"/>
-                <w:between w:val="nil"/>
-              </w:pBdr>
-              <w:spacing w:after="46"/>
-            </w:pPr>
-            <w:r>
-              <w:t>Resolved production failures (multi-partition wait conditions, signal table dependencies) across Chronos-orchestrated Instagram and Facebook pipelines</w:t>
-            </w:r>
-          </w:p>
-          <w:p>
-            <w:pPr>
-              <w:numPr>
-                <w:ilvl w:val="0"/>
-                <w:numId w:val="2"/>
-              </w:numPr>
-              <w:pBdr>
-                <w:top w:val="nil"/>
-                <w:left w:val="nil"/>
-                <w:bottom w:val="nil"/>
-                <w:right w:val="nil"/>
-                <w:between w:val="nil"/>
-              </w:pBdr>
-              <w:spacing w:after="46"/>
-            </w:pPr>
-            <w:r>
-              <w:t>Applied SQL/Spark-style ETL best practices sustaining 800+ change velocity over the engagement</w:t>
+              <w:t xml:space="preserve">Reduced average asset remediation cycle time from weeks to days; cut time-to-first-deploy for new pipelines by ~50% through documented, repeatable validation workflows</w:t>
             </w:r>
           </w:p>
           <w:p>

--- a/Paddy_Iyer_Resume.docx
+++ b/Paddy_Iyer_Resume.docx
@@ -2540,12 +2540,7 @@
                 <w:szCs w:val="18"/>
                 <w:rtl w:val="0"/>
               </w:rPr>
-              <w:t xml:space="preserve">Led the data engineering execution of Meta's Safe Ads Program — a company-critical initiative transitioning advertising infrastructure from broad data access to consent-first architecture across four privacy domains (AAP, Consent Revocation, BYOU, ICOU)</w:t>
-            </w:r>
-            <w:r>
-              <w:rPr>
-                <w:rtl w:val="0"/>
-              </w:rPr>
+              <w:t xml:space="preserve">Led the data engineering execution of Meta's Safe Ads Program — a company-critical initiative transitioning advertising infrastructure from broad data access to consent-first architecture across four privacy domains (AAP, Consent Revocation, BYOU, ICOU). Landed 800+ diffs, remediated 700+ data assets, and discovered systemic platform-level validation gaps that prevented silent production failures at scale</w:t>
             </w:r>
           </w:p>
           <w:p>
@@ -2565,12 +2560,7 @@
                 <w:szCs w:val="19"/>
                 <w:rtl w:val="0"/>
               </w:rPr>
-              <w:t xml:space="preserve"> Cross-Namespace Access Control Discovery</w:t>
-            </w:r>
-            <w:r>
-              <w:rPr>
-                <w:rtl w:val="0"/>
-              </w:rPr>
+              <w:t xml:space="preserve"> Cross-Namespace Privacy Enforcement Discovery &amp; Incident Response</w:t>
             </w:r>
           </w:p>
           <w:p>
@@ -2613,7 +2603,7 @@
                 <w:vertAlign w:val="baseline"/>
                 <w:rtl w:val="0"/>
               </w:rPr>
-              <w:t xml:space="preserve">Identified a systemic blind spot in Meta's data deployment stack: when privacy migrations swapped indirect table references to direct cross-namespace sources, pipeline runtime identities crossed policy-zone boundaries for the first time — and no existing pre-deployment check (schema validation, compile tests, or user-identity test runs) could detect the violation</w:t>
+              <w:t xml:space="preserve">Discovered that the entire pre-deployment validation stack — access checks, schema validation, CI/CD gates — was blind to three distinct runtime privacy enforcement layers when pipelines transitioned from indirect (auto-projected) table references to direct cross-namespace reads during the consent migration</w:t>
             </w:r>
           </w:p>
           <w:p>
@@ -2656,7 +2646,7 @@
                 <w:vertAlign w:val="baseline"/>
                 <w:rtl w:val="0"/>
               </w:rPr>
-              <w:t xml:space="preserve">Recognized that test environments implicitly used engineer credentials with broader access, masking the fact that production pipeline identities lacked cross-zone privileges — a class of failure invisible to all existing CI/CD gates</w:t>
+              <w:t xml:space="preserve">Identified and documented 8 distinct failure classes spanning advertising data boundary restrictions, column-level user data policy blocks, export control violations, policy-zone access denials, signal-table misrouting, cross-namespace query engine incompatibilities, multi-consumer ACL gaps, and namespace reference errors</w:t>
             </w:r>
           </w:p>
           <w:p>
@@ -2699,7 +2689,7 @@
                 <w:vertAlign w:val="baseline"/>
                 <w:rtl w:val="0"/>
               </w:rPr>
-              <w:t xml:space="preserve">Designed and implemented a boundary-guard probe that evaluates cross-namespace policy-zone access at diff time, surfacing violations as hard gates before deployment — preventing silent production outages across 100+ migration diffs</w:t>
+              <w:t xml:space="preserve">Designed and deployed an automated boundary-guard system that probed all 191 in-flight migration diffs, flagged 54 at-risk cross-boundary swaps with hard-gate “do not land” conditions, and prevented further production incidents</w:t>
             </w:r>
           </w:p>
           <w:p>
@@ -2742,32 +2732,7 @@
                 <w:vertAlign w:val="baseline"/>
                 <w:rtl w:val="0"/>
               </w:rPr>
-              <w:t xml:space="preserve">Established the operational protocol: all cross-namespace table swaps now require explicit privilege verification for the pipeline's runtime identity before landing — a process that did not exist prior to this discovery</w:t>
-            </w:r>
-          </w:p>
-          <w:p>
-            <w:pPr>
-              <w:keepNext w:val="1"/>
-              <w:shd w:fill="f5efe3" w:val="clear"/>
-              <w:spacing w:after="60" w:before="90" w:lineRule="auto"/>
-              <w:rPr/>
-            </w:pPr>
-            <w:r>
-              <w:rPr>
-                <w:rFonts w:ascii="Calibri" w:cs="Calibri" w:eastAsia="Calibri" w:hAnsi="Calibri"/>
-                <w:b w:val="1"/>
-                <w:bCs w:val="1"/>
-                <w:color w:val="33445f"/>
-                <w:sz w:val="19"/>
-                <w:szCs w:val="19"/>
-                <w:rtl w:val="0"/>
-              </w:rPr>
-              <w:t xml:space="preserve"> AI-Augmented Remediation at Scale</w:t>
-            </w:r>
-            <w:r>
-              <w:rPr>
-                <w:rtl w:val="0"/>
-              </w:rPr>
+              <w:t xml:space="preserve">Implemented a runtime-simulation linter sweep as an authoritative pre-land gate — caught a real block that the existing metadata-based probe had falsely marked as passing</w:t>
             </w:r>
           </w:p>
           <w:p>
@@ -2810,7 +2775,7 @@
                 <w:vertAlign w:val="baseline"/>
                 <w:rtl w:val="0"/>
               </w:rPr>
-              <w:t xml:space="preserve">Co-designed with SWEs a custom AI coding skill (structured playbook) encoding the complete remediation methodology for all four privacy domains — enabling any engineer to execute complex multi-step pipeline migrations with AI assistance from day 2 (vs. ~2 weeks prior ramp-up)</w:t>
+              <w:t xml:space="preserve">Managed incident response for 5 production failures including 2 SEV3s (one with $5.27M/day revenue impact); executed fix-forward strategy with zero reverts by coordinating cross-team permission grants across 6+ consuming teams</w:t>
             </w:r>
           </w:p>
           <w:p>
@@ -2853,7 +2818,7 @@
                 <w:vertAlign w:val="baseline"/>
                 <w:rtl w:val="0"/>
               </w:rPr>
-              <w:t xml:space="preserve">Skill covers end-to-end: table transform generation, consent filter pipeline creation, signal table dependency wiring, multi-producer alignment, lint/test automation, and cross-team dependency resolution</w:t>
+              <w:t xml:space="preserve">Handled director-level escalations with clear RCA documentation, established new operational protocols, and prevented recurrence across the remaining migration set</w:t>
             </w:r>
           </w:p>
           <w:p>
@@ -2896,7 +2861,27 @@
                 <w:vertAlign w:val="baseline"/>
                 <w:rtl w:val="0"/>
               </w:rPr>
-              <w:t xml:space="preserve">Cut per-asset remediation time by 3–5× and enabled a single engineer to sustain 800+ landed diffs over the engagement — a throughput level typically requiring 3–4 engineers without AI augmentation</w:t>
+              <w:t xml:space="preserve">Documented 6 CI false-positive patterns and 7 tooling issues that were causing wasted investigation time, false alarm pings to partner teams, and invisible landing blocks — turning tribal knowledge into repeatable triage procedures</w:t>
+            </w:r>
+          </w:p>
+          <w:p>
+            <w:pPr>
+              <w:keepNext w:val="1"/>
+              <w:shd w:fill="f5efe3" w:val="clear"/>
+              <w:spacing w:after="60" w:before="90" w:lineRule="auto"/>
+              <w:rPr/>
+            </w:pPr>
+            <w:r>
+              <w:rPr>
+                <w:rFonts w:ascii="Calibri" w:cs="Calibri" w:eastAsia="Calibri" w:hAnsi="Calibri"/>
+                <w:b w:val="1"/>
+                <w:bCs w:val="1"/>
+                <w:color w:val="33445f"/>
+                <w:sz w:val="19"/>
+                <w:szCs w:val="19"/>
+                <w:rtl w:val="0"/>
+              </w:rPr>
+              <w:t xml:space="preserve"> AI-Augmented Remediation at Scale</w:t>
             </w:r>
           </w:p>
           <w:p>
@@ -2939,7 +2924,7 @@
                 <w:vertAlign w:val="baseline"/>
                 <w:rtl w:val="0"/>
               </w:rPr>
-              <w:t xml:space="preserve">Collaborated with software engineers to continuously improve the AI implementation: expanded coverage from AAP-only to CR, BYOU, and ICOU domains; added cross-namespace boundary detection; eliminated fragile metadata tracking patterns</w:t>
+              <w:t xml:space="preserve">Co-designed with SWEs a custom AI coding skill (structured playbook) encoding the complete remediation methodology for all four privacy domains — enabling any engineer to execute complex multi-step pipeline migrations with AI assistance from day 2 (vs. ~2 weeks prior ramp-up)</w:t>
             </w:r>
           </w:p>
           <w:p>
@@ -2982,32 +2967,7 @@
                 <w:vertAlign w:val="baseline"/>
                 <w:rtl w:val="0"/>
               </w:rPr>
-              <w:t xml:space="preserve">Applied prompt engineering and LLM-assisted code analysis to reduce documentation overhead by ~70%, freeing engineering time for higher-judgment work (policy-zone gap analysis, multi-producer negotiations)</w:t>
-            </w:r>
-          </w:p>
-          <w:p>
-            <w:pPr>
-              <w:keepNext w:val="1"/>
-              <w:shd w:fill="f5efe3" w:val="clear"/>
-              <w:spacing w:after="60" w:before="90" w:lineRule="auto"/>
-              <w:rPr/>
-            </w:pPr>
-            <w:r>
-              <w:rPr>
-                <w:rFonts w:ascii="Calibri" w:cs="Calibri" w:eastAsia="Calibri" w:hAnsi="Calibri"/>
-                <w:b w:val="1"/>
-                <w:bCs w:val="1"/>
-                <w:color w:val="33445f"/>
-                <w:sz w:val="19"/>
-                <w:szCs w:val="19"/>
-                <w:rtl w:val="0"/>
-              </w:rPr>
-              <w:t xml:space="preserve"> Privacy Remediation Pipeline Architecture</w:t>
-            </w:r>
-            <w:r>
-              <w:rPr>
-                <w:rtl w:val="0"/>
-              </w:rPr>
+              <w:t xml:space="preserve">Skill covers end-to-end: table transform generation, consent filter pipeline creation, signal table dependency wiring, multi-producer alignment, lint/test automation, cross-team dependency resolution, and boundary-guard integration</w:t>
             </w:r>
           </w:p>
           <w:p>
@@ -3050,7 +3010,7 @@
                 <w:vertAlign w:val="baseline"/>
                 <w:rtl w:val="0"/>
               </w:rPr>
-              <w:t xml:space="preserve">Architected an 8-stage remediation pipeline (classification → lineage → topology sort → pipeline dev → diff → deploy → compliance → downstream migration) serving as the execution framework for 700+ data asset remediations</w:t>
+              <w:t xml:space="preserve">Cut per-asset remediation time by 3–5× and enabled a single engineer to sustain 800+ landed diffs — a throughput level typically requiring 3–4 engineers without AI augmentation</w:t>
             </w:r>
           </w:p>
           <w:p>
@@ -3093,7 +3053,7 @@
                 <w:vertAlign w:val="baseline"/>
                 <w:rtl w:val="0"/>
               </w:rPr>
-              <w:t xml:space="preserve">Achieved 100% remediation of all high-risk assets across AAP and Consent Revocation on schedule — directly unblocking Meta's Safe Ads regulatory launch</w:t>
+              <w:t xml:space="preserve">Managed a 276-diff BYOU migration batch with 231 successful landings (84% first-pass success rate), triaging the remaining through permission grants, code fixes, and export control resolutions</w:t>
             </w:r>
           </w:p>
           <w:p>
@@ -3136,7 +3096,7 @@
                 <w:vertAlign w:val="baseline"/>
                 <w:rtl w:val="0"/>
               </w:rPr>
-              <w:t xml:space="preserve">Built consent filtering pipelines enforcing user-level opt-out at the data layer, signal table architectures for auditable dependency management, and differential privacy operators preserving analytical utility under consent constraints</w:t>
+              <w:t xml:space="preserve">Collaborated with software engineers to continuously improve the AI implementation: expanded coverage from AAP-only to CR, BYOU, and ICOU domains; added cross-namespace boundary detection; eliminated fragile metadata tracking patterns</w:t>
             </w:r>
           </w:p>
           <w:p>
@@ -3179,7 +3139,242 @@
                 <w:vertAlign w:val="baseline"/>
                 <w:rtl w:val="0"/>
               </w:rPr>
-              <w:t xml:space="preserve">Closed compliance gaps across cross-functional pipelines involving 3+ producer teams — navigating ambiguous ownership, negotiating schema changes, and resolving conflicting team priorities</w:t>
+              <w:t xml:space="preserve">Applied prompt engineering and LLM-assisted code analysis to reduce documentation overhead by ~70%, freeing engineering time for higher-judgment work (policy-gap analysis, cross-team grant negotiations)</w:t>
+            </w:r>
+          </w:p>
+          <w:p>
+            <w:pPr>
+              <w:keepNext w:val="1"/>
+              <w:shd w:fill="f5efe3" w:val="clear"/>
+              <w:spacing w:after="60" w:before="90" w:lineRule="auto"/>
+              <w:rPr/>
+            </w:pPr>
+            <w:r>
+              <w:rPr>
+                <w:rFonts w:ascii="Calibri" w:cs="Calibri" w:eastAsia="Calibri" w:hAnsi="Calibri"/>
+                <w:b w:val="1"/>
+                <w:bCs w:val="1"/>
+                <w:color w:val="33445f"/>
+                <w:sz w:val="19"/>
+                <w:szCs w:val="19"/>
+                <w:rtl w:val="0"/>
+              </w:rPr>
+              <w:t xml:space="preserve"> Privacy Remediation Pipeline Architecture</w:t>
+            </w:r>
+          </w:p>
+          <w:p>
+            <w:pPr>
+              <w:keepNext w:val="0"/>
+              <w:keepLines w:val="0"/>
+              <w:pageBreakBefore w:val="0"/>
+              <w:widowControl w:val="1"/>
+              <w:numPr>
+                <w:ilvl w:val="0"/>
+                <w:numId w:val="2"/>
+              </w:numPr>
+              <w:pBdr>
+                <w:top w:space="0" w:sz="0" w:val="nil"/>
+                <w:left w:space="0" w:sz="0" w:val="nil"/>
+                <w:bottom w:space="0" w:sz="0" w:val="nil"/>
+                <w:right w:space="0" w:sz="0" w:val="nil"/>
+                <w:between w:space="0" w:sz="0" w:val="nil"/>
+              </w:pBdr>
+              <w:shd w:fill="auto" w:val="clear"/>
+              <w:spacing w:after="46" w:before="0" w:line="240" w:lineRule="auto"/>
+              <w:ind w:left="230" w:right="0" w:hanging="200"/>
+              <w:jc w:val="left"/>
+              <w:rPr/>
+            </w:pPr>
+            <w:r>
+              <w:rPr>
+                <w:rFonts w:ascii="Calibri" w:cs="Calibri" w:eastAsia="Calibri" w:hAnsi="Calibri"/>
+                <w:b w:val="0"/>
+                <w:bCs w:val="0"/>
+                <w:i w:val="0"/>
+                <w:iCs w:val="0"/>
+                <w:smallCaps w:val="0"/>
+                <w:strike w:val="0"/>
+                <w:color w:val="27354d"/>
+                <w:sz w:val="18"/>
+                <w:szCs w:val="18"/>
+                <w:u w:val="none"/>
+                <w:shd w:fill="auto" w:val="clear"/>
+                <w:vertAlign w:val="baseline"/>
+                <w:rtl w:val="0"/>
+              </w:rPr>
+              <w:t xml:space="preserve">Architected an 8-stage remediation pipeline (classification → lineage → topology sort → pipeline dev → diff → deploy → compliance → downstream migration) serving as the execution framework for 700+ data asset remediations across AAP, CR, BYOU, and ICOU</w:t>
+            </w:r>
+          </w:p>
+          <w:p>
+            <w:pPr>
+              <w:keepNext w:val="0"/>
+              <w:keepLines w:val="0"/>
+              <w:pageBreakBefore w:val="0"/>
+              <w:widowControl w:val="1"/>
+              <w:numPr>
+                <w:ilvl w:val="0"/>
+                <w:numId w:val="2"/>
+              </w:numPr>
+              <w:pBdr>
+                <w:top w:space="0" w:sz="0" w:val="nil"/>
+                <w:left w:space="0" w:sz="0" w:val="nil"/>
+                <w:bottom w:space="0" w:sz="0" w:val="nil"/>
+                <w:right w:space="0" w:sz="0" w:val="nil"/>
+                <w:between w:space="0" w:sz="0" w:val="nil"/>
+              </w:pBdr>
+              <w:shd w:fill="auto" w:val="clear"/>
+              <w:spacing w:after="46" w:before="0" w:line="240" w:lineRule="auto"/>
+              <w:ind w:left="230" w:right="0" w:hanging="200"/>
+              <w:jc w:val="left"/>
+              <w:rPr/>
+            </w:pPr>
+            <w:r>
+              <w:rPr>
+                <w:rFonts w:ascii="Calibri" w:cs="Calibri" w:eastAsia="Calibri" w:hAnsi="Calibri"/>
+                <w:b w:val="0"/>
+                <w:bCs w:val="0"/>
+                <w:i w:val="0"/>
+                <w:iCs w:val="0"/>
+                <w:smallCaps w:val="0"/>
+                <w:strike w:val="0"/>
+                <w:color w:val="27354d"/>
+                <w:sz w:val="18"/>
+                <w:szCs w:val="18"/>
+                <w:u w:val="none"/>
+                <w:shd w:fill="auto" w:val="clear"/>
+                <w:vertAlign w:val="baseline"/>
+                <w:rtl w:val="0"/>
+              </w:rPr>
+              <w:t xml:space="preserve">Achieved 100% remediation of all high-risk assets across AAP and Consent Revocation on schedule — directly unblocking Meta's Safe Ads regulatory launch</w:t>
+            </w:r>
+          </w:p>
+          <w:p>
+            <w:pPr>
+              <w:keepNext w:val="0"/>
+              <w:keepLines w:val="0"/>
+              <w:pageBreakBefore w:val="0"/>
+              <w:widowControl w:val="1"/>
+              <w:numPr>
+                <w:ilvl w:val="0"/>
+                <w:numId w:val="2"/>
+              </w:numPr>
+              <w:pBdr>
+                <w:top w:space="0" w:sz="0" w:val="nil"/>
+                <w:left w:space="0" w:sz="0" w:val="nil"/>
+                <w:bottom w:space="0" w:sz="0" w:val="nil"/>
+                <w:right w:space="0" w:sz="0" w:val="nil"/>
+                <w:between w:space="0" w:sz="0" w:val="nil"/>
+              </w:pBdr>
+              <w:shd w:fill="auto" w:val="clear"/>
+              <w:spacing w:after="46" w:before="0" w:line="240" w:lineRule="auto"/>
+              <w:ind w:left="230" w:right="0" w:hanging="200"/>
+              <w:jc w:val="left"/>
+              <w:rPr/>
+            </w:pPr>
+            <w:r>
+              <w:rPr>
+                <w:rFonts w:ascii="Calibri" w:cs="Calibri" w:eastAsia="Calibri" w:hAnsi="Calibri"/>
+                <w:b w:val="0"/>
+                <w:bCs w:val="0"/>
+                <w:i w:val="0"/>
+                <w:iCs w:val="0"/>
+                <w:smallCaps w:val="0"/>
+                <w:strike w:val="0"/>
+                <w:color w:val="27354d"/>
+                <w:sz w:val="18"/>
+                <w:szCs w:val="18"/>
+                <w:u w:val="none"/>
+                <w:shd w:fill="auto" w:val="clear"/>
+                <w:vertAlign w:val="baseline"/>
+                <w:rtl w:val="0"/>
+              </w:rPr>
+              <w:t xml:space="preserve">Built consent filtering pipelines enforcing user-level opt-out at the data layer, signal table architectures for auditable dependency management, and differential privacy operators preserving analytical utility under consent constraints</w:t>
+            </w:r>
+          </w:p>
+          <w:p>
+            <w:pPr>
+              <w:keepNext w:val="0"/>
+              <w:keepLines w:val="0"/>
+              <w:pageBreakBefore w:val="0"/>
+              <w:widowControl w:val="1"/>
+              <w:numPr>
+                <w:ilvl w:val="0"/>
+                <w:numId w:val="2"/>
+              </w:numPr>
+              <w:pBdr>
+                <w:top w:space="0" w:sz="0" w:val="nil"/>
+                <w:left w:space="0" w:sz="0" w:val="nil"/>
+                <w:bottom w:space="0" w:sz="0" w:val="nil"/>
+                <w:right w:space="0" w:sz="0" w:val="nil"/>
+                <w:between w:space="0" w:sz="0" w:val="nil"/>
+              </w:pBdr>
+              <w:shd w:fill="auto" w:val="clear"/>
+              <w:spacing w:after="46" w:before="0" w:line="240" w:lineRule="auto"/>
+              <w:ind w:left="230" w:right="0" w:hanging="200"/>
+              <w:jc w:val="left"/>
+              <w:rPr/>
+            </w:pPr>
+            <w:r>
+              <w:rPr>
+                <w:rFonts w:ascii="Calibri" w:cs="Calibri" w:eastAsia="Calibri" w:hAnsi="Calibri"/>
+                <w:b w:val="0"/>
+                <w:bCs w:val="0"/>
+                <w:i w:val="0"/>
+                <w:iCs w:val="0"/>
+                <w:smallCaps w:val="0"/>
+                <w:strike w:val="0"/>
+                <w:color w:val="27354d"/>
+                <w:sz w:val="18"/>
+                <w:szCs w:val="18"/>
+                <w:u w:val="none"/>
+                <w:shd w:fill="auto" w:val="clear"/>
+                <w:vertAlign w:val="baseline"/>
+                <w:rtl w:val="0"/>
+              </w:rPr>
+              <w:t xml:space="preserve">Navigated a 639-diff commandeered stack with deduplication challenges, namespace pollution, and non-deterministic version control states — establishing processes for safe editing of large-scale migration batches</w:t>
+            </w:r>
+          </w:p>
+          <w:p>
+            <w:pPr>
+              <w:keepNext w:val="0"/>
+              <w:keepLines w:val="0"/>
+              <w:pageBreakBefore w:val="0"/>
+              <w:widowControl w:val="1"/>
+              <w:numPr>
+                <w:ilvl w:val="0"/>
+                <w:numId w:val="2"/>
+              </w:numPr>
+              <w:pBdr>
+                <w:top w:space="0" w:sz="0" w:val="nil"/>
+                <w:left w:space="0" w:sz="0" w:val="nil"/>
+                <w:bottom w:space="0" w:sz="0" w:val="nil"/>
+                <w:right w:space="0" w:sz="0" w:val="nil"/>
+                <w:between w:space="0" w:sz="0" w:val="nil"/>
+              </w:pBdr>
+              <w:shd w:fill="auto" w:val="clear"/>
+              <w:spacing w:after="46" w:before="0" w:line="240" w:lineRule="auto"/>
+              <w:ind w:left="230" w:right="0" w:hanging="200"/>
+              <w:jc w:val="left"/>
+              <w:rPr/>
+            </w:pPr>
+            <w:r>
+              <w:rPr>
+                <w:rFonts w:ascii="Calibri" w:cs="Calibri" w:eastAsia="Calibri" w:hAnsi="Calibri"/>
+                <w:b w:val="0"/>
+                <w:bCs w:val="0"/>
+                <w:i w:val="0"/>
+                <w:iCs w:val="0"/>
+                <w:smallCaps w:val="0"/>
+                <w:strike w:val="0"/>
+                <w:color w:val="27354d"/>
+                <w:sz w:val="18"/>
+                <w:szCs w:val="18"/>
+                <w:u w:val="none"/>
+                <w:shd w:fill="auto" w:val="clear"/>
+                <w:vertAlign w:val="baseline"/>
+                <w:rtl w:val="0"/>
+              </w:rPr>
+              <w:t xml:space="preserve">Closed compliance gaps across cross-functional pipelines involving 3+ producer teams — required resolving ambiguous ownership, negotiating permission grants that only consuming teams could submit, and coordinating export control reclassifications</w:t>
             </w:r>
           </w:p>
           <w:p>

--- a/Paddy_Iyer_Resume.docx
+++ b/Paddy_Iyer_Resume.docx
@@ -2481,7 +2481,7 @@
                 <w:szCs w:val="23"/>
                 <w:rtl w:val="0"/>
               </w:rPr>
-              <w:t xml:space="preserve">Senior Consultant — Privacy &amp; Consent Infrastructure</w:t>
+              <w:t xml:space="preserve">Data Engineer — Privacy &amp; Consent Infrastructure</w:t>
             </w:r>
             <w:r>
               <w:rPr>
@@ -2540,7 +2540,7 @@
                 <w:szCs w:val="18"/>
                 <w:rtl w:val="0"/>
               </w:rPr>
-              <w:t xml:space="preserve">Led the data engineering execution of Meta's Safe Ads Program — a company-critical initiative transitioning advertising infrastructure from broad data access to consent-first architecture across four privacy domains (AAP, Consent Revocation, BYOU, ICOU). Landed 800+ diffs, remediated 700+ data assets, and discovered systemic platform-level validation gaps that prevented silent production failures at scale</w:t>
+              <w:t xml:space="preserve">Drove the data engineering execution of a company-critical migration moving 1,100+ advertising data assets from broad-access to consent-first architecture. Landed 800+ changes across four privacy domains. What I actually got paid for: finding the failures nobody's tooling could see</w:t>
             </w:r>
           </w:p>
           <w:p>
@@ -2560,7 +2560,7 @@
                 <w:szCs w:val="19"/>
                 <w:rtl w:val="0"/>
               </w:rPr>
-              <w:t xml:space="preserve"> Cross-Namespace Privacy Enforcement Discovery &amp; Incident Response</w:t>
+              <w:t xml:space="preserve"> Finding the Failures the Tooling Couldn't See</w:t>
             </w:r>
           </w:p>
           <w:p>
@@ -2603,7 +2603,7 @@
                 <w:vertAlign w:val="baseline"/>
                 <w:rtl w:val="0"/>
               </w:rPr>
-              <w:t xml:space="preserve">Discovered that the entire pre-deployment validation stack — access checks, schema validation, CI/CD gates — was blind to three distinct runtime privacy enforcement layers when pipelines transitioned from indirect (auto-projected) table references to direct cross-namespace reads during the consent migration</w:t>
+              <w:t xml:space="preserve">Proved the pre-deployment validation stack was structurally blind — per-table permission checks returned PASS for tables that didn't exist, and never modeled the query-level enforcement that actually runs in production. Diffs cleared every gate, then broke</w:t>
             </w:r>
           </w:p>
           <w:p>
@@ -2646,7 +2646,7 @@
                 <w:vertAlign w:val="baseline"/>
                 <w:rtl w:val="0"/>
               </w:rPr>
-              <w:t xml:space="preserve">Identified and documented 8 distinct failure classes spanning advertising data boundary restrictions, column-level user data policy blocks, export control violations, policy-zone access denials, signal-table misrouting, cross-namespace query engine incompatibilities, multi-consumer ACL gaps, and namespace reference errors</w:t>
+              <w:t xml:space="preserve">Reduced a class of migration failures to a mechanical, offline-checkable invariant: the source namespace was encoded in the old table name all along. Verified against the full asset inventory — 81% of migrations required a namespace change, not a name change. Made the correct transform regex-provable instead of lookup-dependent</w:t>
             </w:r>
           </w:p>
           <w:p>
@@ -2689,7 +2689,7 @@
                 <w:vertAlign w:val="baseline"/>
                 <w:rtl w:val="0"/>
               </w:rPr>
-              <w:t xml:space="preserve">Designed and deployed an automated boundary-guard system that probed all 191 in-flight migration diffs, flagged 54 at-risk cross-boundary swaps with hard-gate “do not land” conditions, and prevented further production incidents</w:t>
+              <w:t xml:space="preserve">Built the hard-gate guard system that turned each production incident into a pre-land block. Every gate in the playbook traces to a specific postmortem</w:t>
             </w:r>
           </w:p>
           <w:p>
@@ -2732,7 +2732,7 @@
                 <w:vertAlign w:val="baseline"/>
                 <w:rtl w:val="0"/>
               </w:rPr>
-              <w:t xml:space="preserve">Implemented a runtime-simulation linter sweep as an authoritative pre-land gate — caught a real block that the existing metadata-based probe had falsely marked as passing</w:t>
+              <w:t xml:space="preserve">Separated silent failure from loud failure — showed that the “obvious fix” for a resolution error swapped a paging error for a silently skipped subquery. Blocked it as strictly worse, and documented why</w:t>
             </w:r>
           </w:p>
           <w:p>
@@ -2775,7 +2775,27 @@
                 <w:vertAlign w:val="baseline"/>
                 <w:rtl w:val="0"/>
               </w:rPr>
-              <w:t xml:space="preserve">Managed incident response for 5 production failures including 2 SEV3s (one with $5.27M/day revenue impact); executed fix-forward strategy with zero reverts by coordinating cross-team permission grants across 6+ consuming teams</w:t>
+              <w:t xml:space="preserve">Enforced scope integrity across a large migration batch: privacy annotations treated as invariants, not redundant syntax. Blocked collateral edits that removed safety controls to satisfy a linter</w:t>
+            </w:r>
+          </w:p>
+          <w:p>
+            <w:pPr>
+              <w:keepNext w:val="1"/>
+              <w:shd w:fill="f5efe3" w:val="clear"/>
+              <w:spacing w:after="60" w:before="90" w:lineRule="auto"/>
+              <w:rPr/>
+            </w:pPr>
+            <w:r>
+              <w:rPr>
+                <w:rFonts w:ascii="Calibri" w:cs="Calibri" w:eastAsia="Calibri" w:hAnsi="Calibri"/>
+                <w:b w:val="1"/>
+                <w:bCs w:val="1"/>
+                <w:color w:val="33445f"/>
+                <w:sz w:val="19"/>
+                <w:szCs w:val="19"/>
+                <w:rtl w:val="0"/>
+              </w:rPr>
+              <w:t xml:space="preserve"> Force Multiplication</w:t>
             </w:r>
           </w:p>
           <w:p>
@@ -2818,7 +2838,7 @@
                 <w:vertAlign w:val="baseline"/>
                 <w:rtl w:val="0"/>
               </w:rPr>
-              <w:t xml:space="preserve">Handled director-level escalations with clear RCA documentation, established new operational protocols, and prevented recurrence across the remaining migration set</w:t>
+              <w:t xml:space="preserve">Co-built an AI coding skill encoding the full remediation methodology — new engineers productive in 2 days instead of 2 weeks; per-asset cycle time down 3–5×</w:t>
             </w:r>
           </w:p>
           <w:p>
@@ -2861,7 +2881,7 @@
                 <w:vertAlign w:val="baseline"/>
                 <w:rtl w:val="0"/>
               </w:rPr>
-              <w:t xml:space="preserve">Documented 6 CI false-positive patterns and 7 tooling issues that were causing wasted investigation time, false alarm pings to partner teams, and invisible landing blocks — turning tribal knowledge into repeatable triage procedures</w:t>
+              <w:t xml:space="preserve">Sustained 800+ landed changes solo — throughput normally requiring 3–4 engineers</w:t>
             </w:r>
           </w:p>
           <w:p>
@@ -2881,7 +2901,7 @@
                 <w:szCs w:val="19"/>
                 <w:rtl w:val="0"/>
               </w:rPr>
-              <w:t xml:space="preserve"> AI-Augmented Remediation at Scale</w:t>
+              <w:t xml:space="preserve"> Incident Leadership</w:t>
             </w:r>
           </w:p>
           <w:p>
@@ -2924,7 +2944,7 @@
                 <w:vertAlign w:val="baseline"/>
                 <w:rtl w:val="0"/>
               </w:rPr>
-              <w:t xml:space="preserve">Co-designed with SWEs a custom AI coding skill (structured playbook) encoding the complete remediation methodology for all four privacy domains — enabling any engineer to execute complex multi-step pipeline migrations with AI assistance from day 2 (vs. ~2 weeks prior ramp-up)</w:t>
+              <w:t xml:space="preserve">Owned response for 5 production failures including 2 SEV3s (one at $5.27M/day). Fix-forward, zero reverts, grants coordinated across 6+ owning teams. Director-level escalations closed with written RCA</w:t>
             </w:r>
           </w:p>
           <w:p>
@@ -2967,457 +2987,7 @@
                 <w:vertAlign w:val="baseline"/>
                 <w:rtl w:val="0"/>
               </w:rPr>
-              <w:t xml:space="preserve">Skill covers end-to-end: table transform generation, consent filter pipeline creation, signal table dependency wiring, multi-producer alignment, lint/test automation, cross-team dependency resolution, and boundary-guard integration</w:t>
-            </w:r>
-          </w:p>
-          <w:p>
-            <w:pPr>
-              <w:keepNext w:val="0"/>
-              <w:keepLines w:val="0"/>
-              <w:pageBreakBefore w:val="0"/>
-              <w:widowControl w:val="1"/>
-              <w:numPr>
-                <w:ilvl w:val="0"/>
-                <w:numId w:val="2"/>
-              </w:numPr>
-              <w:pBdr>
-                <w:top w:space="0" w:sz="0" w:val="nil"/>
-                <w:left w:space="0" w:sz="0" w:val="nil"/>
-                <w:bottom w:space="0" w:sz="0" w:val="nil"/>
-                <w:right w:space="0" w:sz="0" w:val="nil"/>
-                <w:between w:space="0" w:sz="0" w:val="nil"/>
-              </w:pBdr>
-              <w:shd w:fill="auto" w:val="clear"/>
-              <w:spacing w:after="46" w:before="0" w:line="240" w:lineRule="auto"/>
-              <w:ind w:left="230" w:right="0" w:hanging="200"/>
-              <w:jc w:val="left"/>
-              <w:rPr/>
-            </w:pPr>
-            <w:r>
-              <w:rPr>
-                <w:rFonts w:ascii="Calibri" w:cs="Calibri" w:eastAsia="Calibri" w:hAnsi="Calibri"/>
-                <w:b w:val="0"/>
-                <w:bCs w:val="0"/>
-                <w:i w:val="0"/>
-                <w:iCs w:val="0"/>
-                <w:smallCaps w:val="0"/>
-                <w:strike w:val="0"/>
-                <w:color w:val="27354d"/>
-                <w:sz w:val="18"/>
-                <w:szCs w:val="18"/>
-                <w:u w:val="none"/>
-                <w:shd w:fill="auto" w:val="clear"/>
-                <w:vertAlign w:val="baseline"/>
-                <w:rtl w:val="0"/>
-              </w:rPr>
-              <w:t xml:space="preserve">Cut per-asset remediation time by 3–5× and enabled a single engineer to sustain 800+ landed diffs — a throughput level typically requiring 3–4 engineers without AI augmentation</w:t>
-            </w:r>
-          </w:p>
-          <w:p>
-            <w:pPr>
-              <w:keepNext w:val="0"/>
-              <w:keepLines w:val="0"/>
-              <w:pageBreakBefore w:val="0"/>
-              <w:widowControl w:val="1"/>
-              <w:numPr>
-                <w:ilvl w:val="0"/>
-                <w:numId w:val="2"/>
-              </w:numPr>
-              <w:pBdr>
-                <w:top w:space="0" w:sz="0" w:val="nil"/>
-                <w:left w:space="0" w:sz="0" w:val="nil"/>
-                <w:bottom w:space="0" w:sz="0" w:val="nil"/>
-                <w:right w:space="0" w:sz="0" w:val="nil"/>
-                <w:between w:space="0" w:sz="0" w:val="nil"/>
-              </w:pBdr>
-              <w:shd w:fill="auto" w:val="clear"/>
-              <w:spacing w:after="46" w:before="0" w:line="240" w:lineRule="auto"/>
-              <w:ind w:left="230" w:right="0" w:hanging="200"/>
-              <w:jc w:val="left"/>
-              <w:rPr/>
-            </w:pPr>
-            <w:r>
-              <w:rPr>
-                <w:rFonts w:ascii="Calibri" w:cs="Calibri" w:eastAsia="Calibri" w:hAnsi="Calibri"/>
-                <w:b w:val="0"/>
-                <w:bCs w:val="0"/>
-                <w:i w:val="0"/>
-                <w:iCs w:val="0"/>
-                <w:smallCaps w:val="0"/>
-                <w:strike w:val="0"/>
-                <w:color w:val="27354d"/>
-                <w:sz w:val="18"/>
-                <w:szCs w:val="18"/>
-                <w:u w:val="none"/>
-                <w:shd w:fill="auto" w:val="clear"/>
-                <w:vertAlign w:val="baseline"/>
-                <w:rtl w:val="0"/>
-              </w:rPr>
-              <w:t xml:space="preserve">Managed a 276-diff BYOU migration batch with 231 successful landings (84% first-pass success rate), triaging the remaining through permission grants, code fixes, and export control resolutions</w:t>
-            </w:r>
-          </w:p>
-          <w:p>
-            <w:pPr>
-              <w:keepNext w:val="0"/>
-              <w:keepLines w:val="0"/>
-              <w:pageBreakBefore w:val="0"/>
-              <w:widowControl w:val="1"/>
-              <w:numPr>
-                <w:ilvl w:val="0"/>
-                <w:numId w:val="2"/>
-              </w:numPr>
-              <w:pBdr>
-                <w:top w:space="0" w:sz="0" w:val="nil"/>
-                <w:left w:space="0" w:sz="0" w:val="nil"/>
-                <w:bottom w:space="0" w:sz="0" w:val="nil"/>
-                <w:right w:space="0" w:sz="0" w:val="nil"/>
-                <w:between w:space="0" w:sz="0" w:val="nil"/>
-              </w:pBdr>
-              <w:shd w:fill="auto" w:val="clear"/>
-              <w:spacing w:after="46" w:before="0" w:line="240" w:lineRule="auto"/>
-              <w:ind w:left="230" w:right="0" w:hanging="200"/>
-              <w:jc w:val="left"/>
-              <w:rPr/>
-            </w:pPr>
-            <w:r>
-              <w:rPr>
-                <w:rFonts w:ascii="Calibri" w:cs="Calibri" w:eastAsia="Calibri" w:hAnsi="Calibri"/>
-                <w:b w:val="0"/>
-                <w:bCs w:val="0"/>
-                <w:i w:val="0"/>
-                <w:iCs w:val="0"/>
-                <w:smallCaps w:val="0"/>
-                <w:strike w:val="0"/>
-                <w:color w:val="27354d"/>
-                <w:sz w:val="18"/>
-                <w:szCs w:val="18"/>
-                <w:u w:val="none"/>
-                <w:shd w:fill="auto" w:val="clear"/>
-                <w:vertAlign w:val="baseline"/>
-                <w:rtl w:val="0"/>
-              </w:rPr>
-              <w:t xml:space="preserve">Collaborated with software engineers to continuously improve the AI implementation: expanded coverage from AAP-only to CR, BYOU, and ICOU domains; added cross-namespace boundary detection; eliminated fragile metadata tracking patterns</w:t>
-            </w:r>
-          </w:p>
-          <w:p>
-            <w:pPr>
-              <w:keepNext w:val="0"/>
-              <w:keepLines w:val="0"/>
-              <w:pageBreakBefore w:val="0"/>
-              <w:widowControl w:val="1"/>
-              <w:numPr>
-                <w:ilvl w:val="0"/>
-                <w:numId w:val="2"/>
-              </w:numPr>
-              <w:pBdr>
-                <w:top w:space="0" w:sz="0" w:val="nil"/>
-                <w:left w:space="0" w:sz="0" w:val="nil"/>
-                <w:bottom w:space="0" w:sz="0" w:val="nil"/>
-                <w:right w:space="0" w:sz="0" w:val="nil"/>
-                <w:between w:space="0" w:sz="0" w:val="nil"/>
-              </w:pBdr>
-              <w:shd w:fill="auto" w:val="clear"/>
-              <w:spacing w:after="46" w:before="0" w:line="240" w:lineRule="auto"/>
-              <w:ind w:left="230" w:right="0" w:hanging="200"/>
-              <w:jc w:val="left"/>
-              <w:rPr/>
-            </w:pPr>
-            <w:r>
-              <w:rPr>
-                <w:rFonts w:ascii="Calibri" w:cs="Calibri" w:eastAsia="Calibri" w:hAnsi="Calibri"/>
-                <w:b w:val="0"/>
-                <w:bCs w:val="0"/>
-                <w:i w:val="0"/>
-                <w:iCs w:val="0"/>
-                <w:smallCaps w:val="0"/>
-                <w:strike w:val="0"/>
-                <w:color w:val="27354d"/>
-                <w:sz w:val="18"/>
-                <w:szCs w:val="18"/>
-                <w:u w:val="none"/>
-                <w:shd w:fill="auto" w:val="clear"/>
-                <w:vertAlign w:val="baseline"/>
-                <w:rtl w:val="0"/>
-              </w:rPr>
-              <w:t xml:space="preserve">Applied prompt engineering and LLM-assisted code analysis to reduce documentation overhead by ~70%, freeing engineering time for higher-judgment work (policy-gap analysis, cross-team grant negotiations)</w:t>
-            </w:r>
-          </w:p>
-          <w:p>
-            <w:pPr>
-              <w:keepNext w:val="1"/>
-              <w:shd w:fill="f5efe3" w:val="clear"/>
-              <w:spacing w:after="60" w:before="90" w:lineRule="auto"/>
-              <w:rPr/>
-            </w:pPr>
-            <w:r>
-              <w:rPr>
-                <w:rFonts w:ascii="Calibri" w:cs="Calibri" w:eastAsia="Calibri" w:hAnsi="Calibri"/>
-                <w:b w:val="1"/>
-                <w:bCs w:val="1"/>
-                <w:color w:val="33445f"/>
-                <w:sz w:val="19"/>
-                <w:szCs w:val="19"/>
-                <w:rtl w:val="0"/>
-              </w:rPr>
-              <w:t xml:space="preserve"> Privacy Remediation Pipeline Architecture</w:t>
-            </w:r>
-          </w:p>
-          <w:p>
-            <w:pPr>
-              <w:keepNext w:val="0"/>
-              <w:keepLines w:val="0"/>
-              <w:pageBreakBefore w:val="0"/>
-              <w:widowControl w:val="1"/>
-              <w:numPr>
-                <w:ilvl w:val="0"/>
-                <w:numId w:val="2"/>
-              </w:numPr>
-              <w:pBdr>
-                <w:top w:space="0" w:sz="0" w:val="nil"/>
-                <w:left w:space="0" w:sz="0" w:val="nil"/>
-                <w:bottom w:space="0" w:sz="0" w:val="nil"/>
-                <w:right w:space="0" w:sz="0" w:val="nil"/>
-                <w:between w:space="0" w:sz="0" w:val="nil"/>
-              </w:pBdr>
-              <w:shd w:fill="auto" w:val="clear"/>
-              <w:spacing w:after="46" w:before="0" w:line="240" w:lineRule="auto"/>
-              <w:ind w:left="230" w:right="0" w:hanging="200"/>
-              <w:jc w:val="left"/>
-              <w:rPr/>
-            </w:pPr>
-            <w:r>
-              <w:rPr>
-                <w:rFonts w:ascii="Calibri" w:cs="Calibri" w:eastAsia="Calibri" w:hAnsi="Calibri"/>
-                <w:b w:val="0"/>
-                <w:bCs w:val="0"/>
-                <w:i w:val="0"/>
-                <w:iCs w:val="0"/>
-                <w:smallCaps w:val="0"/>
-                <w:strike w:val="0"/>
-                <w:color w:val="27354d"/>
-                <w:sz w:val="18"/>
-                <w:szCs w:val="18"/>
-                <w:u w:val="none"/>
-                <w:shd w:fill="auto" w:val="clear"/>
-                <w:vertAlign w:val="baseline"/>
-                <w:rtl w:val="0"/>
-              </w:rPr>
-              <w:t xml:space="preserve">Architected an 8-stage remediation pipeline (classification → lineage → topology sort → pipeline dev → diff → deploy → compliance → downstream migration) serving as the execution framework for 700+ data asset remediations across AAP, CR, BYOU, and ICOU</w:t>
-            </w:r>
-          </w:p>
-          <w:p>
-            <w:pPr>
-              <w:keepNext w:val="0"/>
-              <w:keepLines w:val="0"/>
-              <w:pageBreakBefore w:val="0"/>
-              <w:widowControl w:val="1"/>
-              <w:numPr>
-                <w:ilvl w:val="0"/>
-                <w:numId w:val="2"/>
-              </w:numPr>
-              <w:pBdr>
-                <w:top w:space="0" w:sz="0" w:val="nil"/>
-                <w:left w:space="0" w:sz="0" w:val="nil"/>
-                <w:bottom w:space="0" w:sz="0" w:val="nil"/>
-                <w:right w:space="0" w:sz="0" w:val="nil"/>
-                <w:between w:space="0" w:sz="0" w:val="nil"/>
-              </w:pBdr>
-              <w:shd w:fill="auto" w:val="clear"/>
-              <w:spacing w:after="46" w:before="0" w:line="240" w:lineRule="auto"/>
-              <w:ind w:left="230" w:right="0" w:hanging="200"/>
-              <w:jc w:val="left"/>
-              <w:rPr/>
-            </w:pPr>
-            <w:r>
-              <w:rPr>
-                <w:rFonts w:ascii="Calibri" w:cs="Calibri" w:eastAsia="Calibri" w:hAnsi="Calibri"/>
-                <w:b w:val="0"/>
-                <w:bCs w:val="0"/>
-                <w:i w:val="0"/>
-                <w:iCs w:val="0"/>
-                <w:smallCaps w:val="0"/>
-                <w:strike w:val="0"/>
-                <w:color w:val="27354d"/>
-                <w:sz w:val="18"/>
-                <w:szCs w:val="18"/>
-                <w:u w:val="none"/>
-                <w:shd w:fill="auto" w:val="clear"/>
-                <w:vertAlign w:val="baseline"/>
-                <w:rtl w:val="0"/>
-              </w:rPr>
-              <w:t xml:space="preserve">Achieved 100% remediation of all high-risk assets across AAP and Consent Revocation on schedule — directly unblocking Meta's Safe Ads regulatory launch</w:t>
-            </w:r>
-          </w:p>
-          <w:p>
-            <w:pPr>
-              <w:keepNext w:val="0"/>
-              <w:keepLines w:val="0"/>
-              <w:pageBreakBefore w:val="0"/>
-              <w:widowControl w:val="1"/>
-              <w:numPr>
-                <w:ilvl w:val="0"/>
-                <w:numId w:val="2"/>
-              </w:numPr>
-              <w:pBdr>
-                <w:top w:space="0" w:sz="0" w:val="nil"/>
-                <w:left w:space="0" w:sz="0" w:val="nil"/>
-                <w:bottom w:space="0" w:sz="0" w:val="nil"/>
-                <w:right w:space="0" w:sz="0" w:val="nil"/>
-                <w:between w:space="0" w:sz="0" w:val="nil"/>
-              </w:pBdr>
-              <w:shd w:fill="auto" w:val="clear"/>
-              <w:spacing w:after="46" w:before="0" w:line="240" w:lineRule="auto"/>
-              <w:ind w:left="230" w:right="0" w:hanging="200"/>
-              <w:jc w:val="left"/>
-              <w:rPr/>
-            </w:pPr>
-            <w:r>
-              <w:rPr>
-                <w:rFonts w:ascii="Calibri" w:cs="Calibri" w:eastAsia="Calibri" w:hAnsi="Calibri"/>
-                <w:b w:val="0"/>
-                <w:bCs w:val="0"/>
-                <w:i w:val="0"/>
-                <w:iCs w:val="0"/>
-                <w:smallCaps w:val="0"/>
-                <w:strike w:val="0"/>
-                <w:color w:val="27354d"/>
-                <w:sz w:val="18"/>
-                <w:szCs w:val="18"/>
-                <w:u w:val="none"/>
-                <w:shd w:fill="auto" w:val="clear"/>
-                <w:vertAlign w:val="baseline"/>
-                <w:rtl w:val="0"/>
-              </w:rPr>
-              <w:t xml:space="preserve">Built consent filtering pipelines enforcing user-level opt-out at the data layer, signal table architectures for auditable dependency management, and differential privacy operators preserving analytical utility under consent constraints</w:t>
-            </w:r>
-          </w:p>
-          <w:p>
-            <w:pPr>
-              <w:keepNext w:val="0"/>
-              <w:keepLines w:val="0"/>
-              <w:pageBreakBefore w:val="0"/>
-              <w:widowControl w:val="1"/>
-              <w:numPr>
-                <w:ilvl w:val="0"/>
-                <w:numId w:val="2"/>
-              </w:numPr>
-              <w:pBdr>
-                <w:top w:space="0" w:sz="0" w:val="nil"/>
-                <w:left w:space="0" w:sz="0" w:val="nil"/>
-                <w:bottom w:space="0" w:sz="0" w:val="nil"/>
-                <w:right w:space="0" w:sz="0" w:val="nil"/>
-                <w:between w:space="0" w:sz="0" w:val="nil"/>
-              </w:pBdr>
-              <w:shd w:fill="auto" w:val="clear"/>
-              <w:spacing w:after="46" w:before="0" w:line="240" w:lineRule="auto"/>
-              <w:ind w:left="230" w:right="0" w:hanging="200"/>
-              <w:jc w:val="left"/>
-              <w:rPr/>
-            </w:pPr>
-            <w:r>
-              <w:rPr>
-                <w:rFonts w:ascii="Calibri" w:cs="Calibri" w:eastAsia="Calibri" w:hAnsi="Calibri"/>
-                <w:b w:val="0"/>
-                <w:bCs w:val="0"/>
-                <w:i w:val="0"/>
-                <w:iCs w:val="0"/>
-                <w:smallCaps w:val="0"/>
-                <w:strike w:val="0"/>
-                <w:color w:val="27354d"/>
-                <w:sz w:val="18"/>
-                <w:szCs w:val="18"/>
-                <w:u w:val="none"/>
-                <w:shd w:fill="auto" w:val="clear"/>
-                <w:vertAlign w:val="baseline"/>
-                <w:rtl w:val="0"/>
-              </w:rPr>
-              <w:t xml:space="preserve">Navigated a 639-diff commandeered stack with deduplication challenges, namespace pollution, and non-deterministic version control states — establishing processes for safe editing of large-scale migration batches</w:t>
-            </w:r>
-          </w:p>
-          <w:p>
-            <w:pPr>
-              <w:keepNext w:val="0"/>
-              <w:keepLines w:val="0"/>
-              <w:pageBreakBefore w:val="0"/>
-              <w:widowControl w:val="1"/>
-              <w:numPr>
-                <w:ilvl w:val="0"/>
-                <w:numId w:val="2"/>
-              </w:numPr>
-              <w:pBdr>
-                <w:top w:space="0" w:sz="0" w:val="nil"/>
-                <w:left w:space="0" w:sz="0" w:val="nil"/>
-                <w:bottom w:space="0" w:sz="0" w:val="nil"/>
-                <w:right w:space="0" w:sz="0" w:val="nil"/>
-                <w:between w:space="0" w:sz="0" w:val="nil"/>
-              </w:pBdr>
-              <w:shd w:fill="auto" w:val="clear"/>
-              <w:spacing w:after="46" w:before="0" w:line="240" w:lineRule="auto"/>
-              <w:ind w:left="230" w:right="0" w:hanging="200"/>
-              <w:jc w:val="left"/>
-              <w:rPr/>
-            </w:pPr>
-            <w:r>
-              <w:rPr>
-                <w:rFonts w:ascii="Calibri" w:cs="Calibri" w:eastAsia="Calibri" w:hAnsi="Calibri"/>
-                <w:b w:val="0"/>
-                <w:bCs w:val="0"/>
-                <w:i w:val="0"/>
-                <w:iCs w:val="0"/>
-                <w:smallCaps w:val="0"/>
-                <w:strike w:val="0"/>
-                <w:color w:val="27354d"/>
-                <w:sz w:val="18"/>
-                <w:szCs w:val="18"/>
-                <w:u w:val="none"/>
-                <w:shd w:fill="auto" w:val="clear"/>
-                <w:vertAlign w:val="baseline"/>
-                <w:rtl w:val="0"/>
-              </w:rPr>
-              <w:t xml:space="preserve">Closed compliance gaps across cross-functional pipelines involving 3+ producer teams — required resolving ambiguous ownership, negotiating permission grants that only consuming teams could submit, and coordinating export control reclassifications</w:t>
-            </w:r>
-          </w:p>
-          <w:p>
-            <w:pPr>
-              <w:keepNext w:val="0"/>
-              <w:keepLines w:val="0"/>
-              <w:pageBreakBefore w:val="0"/>
-              <w:widowControl w:val="1"/>
-              <w:numPr>
-                <w:ilvl w:val="0"/>
-                <w:numId w:val="2"/>
-              </w:numPr>
-              <w:pBdr>
-                <w:top w:space="0" w:sz="0" w:val="nil"/>
-                <w:left w:space="0" w:sz="0" w:val="nil"/>
-                <w:bottom w:space="0" w:sz="0" w:val="nil"/>
-                <w:right w:space="0" w:sz="0" w:val="nil"/>
-                <w:between w:space="0" w:sz="0" w:val="nil"/>
-              </w:pBdr>
-              <w:shd w:fill="auto" w:val="clear"/>
-              <w:spacing w:after="46" w:before="0" w:line="240" w:lineRule="auto"/>
-              <w:ind w:left="230" w:right="0" w:hanging="200"/>
-              <w:jc w:val="left"/>
-              <w:rPr/>
-            </w:pPr>
-            <w:r>
-              <w:rPr>
-                <w:rFonts w:ascii="Calibri" w:cs="Calibri" w:eastAsia="Calibri" w:hAnsi="Calibri"/>
-                <w:b w:val="0"/>
-                <w:bCs w:val="0"/>
-                <w:i w:val="0"/>
-                <w:iCs w:val="0"/>
-                <w:smallCaps w:val="0"/>
-                <w:strike w:val="0"/>
-                <w:color w:val="27354d"/>
-                <w:sz w:val="18"/>
-                <w:szCs w:val="18"/>
-                <w:u w:val="none"/>
-                <w:shd w:fill="auto" w:val="clear"/>
-                <w:vertAlign w:val="baseline"/>
-                <w:rtl w:val="0"/>
-              </w:rPr>
-              <w:t xml:space="preserve">Reduced average asset remediation cycle time from weeks to days; cut time-to-first-deploy for new pipelines by ~50% through documented, repeatable validation workflows</w:t>
+              <w:t xml:space="preserve">Triage rule I enforced: reason from the runtime error, never from a plausible mechanism. When your analysis contradicts the pipeline owner's, you're missing a layer</w:t>
             </w:r>
           </w:p>
           <w:p>

--- a/Paddy_Iyer_Resume.docx
+++ b/Paddy_Iyer_Resume.docx
@@ -2527,44 +2527,6 @@
           </w:p>
           <w:p>
             <w:pPr>
-              <w:spacing w:after="60" w:line="235" w:lineRule="auto"/>
-              <w:rPr/>
-            </w:pPr>
-            <w:r>
-              <w:rPr>
-                <w:rFonts w:ascii="Calibri" w:cs="Calibri" w:eastAsia="Calibri" w:hAnsi="Calibri"/>
-                <w:i w:val="1"/>
-                <w:iCs w:val="1"/>
-                <w:color w:val="8a8273"/>
-                <w:sz w:val="18"/>
-                <w:szCs w:val="18"/>
-                <w:rtl w:val="0"/>
-              </w:rPr>
-              <w:t xml:space="preserve">Drove the data engineering execution of a company-critical migration moving 1,100+ advertising data assets from broad-access to consent-first architecture. Landed 800+ changes across four privacy domains. What I actually got paid for: finding the failures nobody's tooling could see</w:t>
-            </w:r>
-          </w:p>
-          <w:p>
-            <w:pPr>
-              <w:keepNext w:val="1"/>
-              <w:shd w:fill="f5efe3" w:val="clear"/>
-              <w:spacing w:after="60" w:before="90" w:lineRule="auto"/>
-              <w:rPr/>
-            </w:pPr>
-            <w:r>
-              <w:rPr>
-                <w:rFonts w:ascii="Calibri" w:cs="Calibri" w:eastAsia="Calibri" w:hAnsi="Calibri"/>
-                <w:b w:val="1"/>
-                <w:bCs w:val="1"/>
-                <w:color w:val="33445f"/>
-                <w:sz w:val="19"/>
-                <w:szCs w:val="19"/>
-                <w:rtl w:val="0"/>
-              </w:rPr>
-              <w:t xml:space="preserve"> Finding the Failures the Tooling Couldn't See</w:t>
-            </w:r>
-          </w:p>
-          <w:p>
-            <w:pPr>
               <w:keepNext w:val="0"/>
               <w:keepLines w:val="0"/>
               <w:pageBreakBefore w:val="0"/>
@@ -2603,7 +2565,7 @@
                 <w:vertAlign w:val="baseline"/>
                 <w:rtl w:val="0"/>
               </w:rPr>
-              <w:t xml:space="preserve">Proved the pre-deployment validation stack was structurally blind — per-table permission checks returned PASS for tables that didn't exist, and never modeled the query-level enforcement that actually runs in production. Diffs cleared every gate, then broke</w:t>
+              <w:t xml:space="preserve">Landed 1,000+ production changes across a multi-year privacy migration — sustained solo throughput normally requiring a team of 3–4 engineers</w:t>
             </w:r>
           </w:p>
           <w:p>
@@ -2646,7 +2608,7 @@
                 <w:vertAlign w:val="baseline"/>
                 <w:rtl w:val="0"/>
               </w:rPr>
-              <w:t xml:space="preserve">Reduced a class of migration failures to a mechanical, offline-checkable invariant: the source namespace was encoded in the old table name all along. Verified against the full asset inventory — 81% of migrations required a namespace change, not a name change. Made the correct transform regex-provable instead of lookup-dependent</w:t>
+              <w:t xml:space="preserve">Cleared the final blocker to a company-wide data warehouse consolidation program. My workstream covered the last ~20% of warehouse data — the portion nobody else could touch because it sat directly in the advertising revenue path. Completing it took the program from 80% to 100% coverage and enabled its formal close-out</w:t>
             </w:r>
           </w:p>
           <w:p>
@@ -2689,7 +2651,7 @@
                 <w:vertAlign w:val="baseline"/>
                 <w:rtl w:val="0"/>
               </w:rPr>
-              <w:t xml:space="preserve">Built the hard-gate guard system that turned each production incident into a pre-land block. Every gate in the playbook traces to a specific postmortem</w:t>
+              <w:t xml:space="preserve">Executed that migration with zero revenue impact on the highest-sensitivity assets in the warehouse, under a constraint that any error would surface as ads revenue loss rather than a test failure</w:t>
             </w:r>
           </w:p>
           <w:p>
@@ -2732,7 +2694,7 @@
                 <w:vertAlign w:val="baseline"/>
                 <w:rtl w:val="0"/>
               </w:rPr>
-              <w:t xml:space="preserve">Separated silent failure from loud failure — showed that the “obvious fix” for a resolution error swapped a paging error for a silently skipped subquery. Blocked it as strictly worse, and documented why</w:t>
+              <w:t xml:space="preserve">Proved the pre-deployment validation stack was structurally blind — permission checks returned PASS for tables that didn't exist and never modeled runtime enforcement. Built the hard-gate guard system that closed the gap; every gate traces to a specific postmortem</w:t>
             </w:r>
           </w:p>
           <w:p>
@@ -2775,27 +2737,7 @@
                 <w:vertAlign w:val="baseline"/>
                 <w:rtl w:val="0"/>
               </w:rPr>
-              <w:t xml:space="preserve">Enforced scope integrity across a large migration batch: privacy annotations treated as invariants, not redundant syntax. Blocked collateral edits that removed safety controls to satisfy a linter</w:t>
-            </w:r>
-          </w:p>
-          <w:p>
-            <w:pPr>
-              <w:keepNext w:val="1"/>
-              <w:shd w:fill="f5efe3" w:val="clear"/>
-              <w:spacing w:after="60" w:before="90" w:lineRule="auto"/>
-              <w:rPr/>
-            </w:pPr>
-            <w:r>
-              <w:rPr>
-                <w:rFonts w:ascii="Calibri" w:cs="Calibri" w:eastAsia="Calibri" w:hAnsi="Calibri"/>
-                <w:b w:val="1"/>
-                <w:bCs w:val="1"/>
-                <w:color w:val="33445f"/>
-                <w:sz w:val="19"/>
-                <w:szCs w:val="19"/>
-                <w:rtl w:val="0"/>
-              </w:rPr>
-              <w:t xml:space="preserve"> Force Multiplication</w:t>
+              <w:t xml:space="preserve">Reduced an entire failure class to an offline-checkable invariant. Verified against the full asset inventory: 81% of migrations required a namespace change, not the name change the tooling assumed</w:t>
             </w:r>
           </w:p>
           <w:p>
@@ -2838,7 +2780,7 @@
                 <w:vertAlign w:val="baseline"/>
                 <w:rtl w:val="0"/>
               </w:rPr>
-              <w:t xml:space="preserve">Co-built an AI coding skill encoding the full remediation methodology — new engineers productive in 2 days instead of 2 weeks; per-asset cycle time down 3–5×</w:t>
+              <w:t xml:space="preserve">Owned response for 5 production incidents including 2 SEV3s (one at $5.27M/day) — fix-forward, zero reverts, permission grants coordinated across 6+ owning teams</w:t>
             </w:r>
           </w:p>
           <w:p>
@@ -2881,27 +2823,7 @@
                 <w:vertAlign w:val="baseline"/>
                 <w:rtl w:val="0"/>
               </w:rPr>
-              <w:t xml:space="preserve">Sustained 800+ landed changes solo — throughput normally requiring 3–4 engineers</w:t>
-            </w:r>
-          </w:p>
-          <w:p>
-            <w:pPr>
-              <w:keepNext w:val="1"/>
-              <w:shd w:fill="f5efe3" w:val="clear"/>
-              <w:spacing w:after="60" w:before="90" w:lineRule="auto"/>
-              <w:rPr/>
-            </w:pPr>
-            <w:r>
-              <w:rPr>
-                <w:rFonts w:ascii="Calibri" w:cs="Calibri" w:eastAsia="Calibri" w:hAnsi="Calibri"/>
-                <w:b w:val="1"/>
-                <w:bCs w:val="1"/>
-                <w:color w:val="33445f"/>
-                <w:sz w:val="19"/>
-                <w:szCs w:val="19"/>
-                <w:rtl w:val="0"/>
-              </w:rPr>
-              <w:t xml:space="preserve"> Incident Leadership</w:t>
+              <w:t xml:space="preserve">Co-built an AI coding skill encoding the full remediation methodology: engineer ramp-up 2 weeks → 2 days, per-asset cycle time down 3–5×</w:t>
             </w:r>
           </w:p>
           <w:p>
@@ -2944,50 +2866,7 @@
                 <w:vertAlign w:val="baseline"/>
                 <w:rtl w:val="0"/>
               </w:rPr>
-              <w:t xml:space="preserve">Owned response for 5 production failures including 2 SEV3s (one at $5.27M/day). Fix-forward, zero reverts, grants coordinated across 6+ owning teams. Director-level escalations closed with written RCA</w:t>
-            </w:r>
-          </w:p>
-          <w:p>
-            <w:pPr>
-              <w:keepNext w:val="0"/>
-              <w:keepLines w:val="0"/>
-              <w:pageBreakBefore w:val="0"/>
-              <w:widowControl w:val="1"/>
-              <w:numPr>
-                <w:ilvl w:val="0"/>
-                <w:numId w:val="2"/>
-              </w:numPr>
-              <w:pBdr>
-                <w:top w:space="0" w:sz="0" w:val="nil"/>
-                <w:left w:space="0" w:sz="0" w:val="nil"/>
-                <w:bottom w:space="0" w:sz="0" w:val="nil"/>
-                <w:right w:space="0" w:sz="0" w:val="nil"/>
-                <w:between w:space="0" w:sz="0" w:val="nil"/>
-              </w:pBdr>
-              <w:shd w:fill="auto" w:val="clear"/>
-              <w:spacing w:after="46" w:before="0" w:line="240" w:lineRule="auto"/>
-              <w:ind w:left="230" w:right="0" w:hanging="200"/>
-              <w:jc w:val="left"/>
-              <w:rPr/>
-            </w:pPr>
-            <w:r>
-              <w:rPr>
-                <w:rFonts w:ascii="Calibri" w:cs="Calibri" w:eastAsia="Calibri" w:hAnsi="Calibri"/>
-                <w:b w:val="0"/>
-                <w:bCs w:val="0"/>
-                <w:i w:val="0"/>
-                <w:iCs w:val="0"/>
-                <w:smallCaps w:val="0"/>
-                <w:strike w:val="0"/>
-                <w:color w:val="27354d"/>
-                <w:sz w:val="18"/>
-                <w:szCs w:val="18"/>
-                <w:u w:val="none"/>
-                <w:shd w:fill="auto" w:val="clear"/>
-                <w:vertAlign w:val="baseline"/>
-                <w:rtl w:val="0"/>
-              </w:rPr>
-              <w:t xml:space="preserve">Triage rule I enforced: reason from the runtime error, never from a plausible mechanism. When your analysis contradicts the pipeline owner's, you're missing a layer</w:t>
+              <w:t xml:space="preserve">Work recognized in a company-wide announcement to the Data organization (285 reactions), with the difficulty of this workstream called out explicitly by senior engineering leadership</w:t>
             </w:r>
           </w:p>
           <w:p>

--- a/Paddy_Iyer_Resume.docx
+++ b/Paddy_Iyer_Resume.docx
@@ -2866,7 +2866,7 @@
                 <w:vertAlign w:val="baseline"/>
                 <w:rtl w:val="0"/>
               </w:rPr>
-              <w:t xml:space="preserve">Work recognized in a company-wide announcement to the Data organization (285 reactions), with the difficulty of this workstream called out explicitly by senior engineering leadership</w:t>
+              <w:t xml:space="preserve">Work recognized in a company-wide announcement to the Data organization, with the difficulty of this workstream called out explicitly by senior engineering leadership</w:t>
             </w:r>
           </w:p>
           <w:p>

--- a/Paddy_Iyer_Resume.docx
+++ b/Paddy_Iyer_Resume.docx
@@ -2565,7 +2565,7 @@
                 <w:vertAlign w:val="baseline"/>
                 <w:rtl w:val="0"/>
               </w:rPr>
-              <w:t xml:space="preserve">Landed 1,000+ production changes across a multi-year privacy migration — sustained solo throughput normally requiring a team of 3–4 engineers</w:t>
+              <w:t xml:space="preserve">Delivered ~$500K/year in recovered engineering capacity by sustaining the output of 3–4 engineers as a single engineer through AI-assisted development — 1,000+ production changes landed</w:t>
             </w:r>
           </w:p>
           <w:p>
@@ -2608,7 +2608,7 @@
                 <w:vertAlign w:val="baseline"/>
                 <w:rtl w:val="0"/>
               </w:rPr>
-              <w:t xml:space="preserve">Cleared the final blocker to a company-wide data warehouse consolidation program. My workstream covered the last ~20% of warehouse data — the portion nobody else could touch because it sat directly in the advertising revenue path. Completing it took the program from 80% to 100% coverage and enabled its formal close-out</w:t>
+              <w:t xml:space="preserve">Eliminated ~52,000 redundant data operations per year, removing an estimated 2–4 FTE of recurring manual toil (~$500K–$1M annually in engineering time, storage, and metadata overhead)</w:t>
             </w:r>
           </w:p>
           <w:p>
@@ -2651,7 +2651,7 @@
                 <w:vertAlign w:val="baseline"/>
                 <w:rtl w:val="0"/>
               </w:rPr>
-              <w:t xml:space="preserve">Executed that migration with zero revenue impact on the highest-sensitivity assets in the warehouse, under a constraint that any error would surface as ads revenue loss rather than a test failure</w:t>
+              <w:t xml:space="preserve">Achieved this leverage at under $1,000 in total LLM spend — roughly 500x return on inference cost — by optimizing on cost per landed change (~$0.80) rather than cost per API call</w:t>
             </w:r>
           </w:p>
           <w:p>
@@ -2694,7 +2694,7 @@
                 <w:vertAlign w:val="baseline"/>
                 <w:rtl w:val="0"/>
               </w:rPr>
-              <w:t xml:space="preserve">Proved the pre-deployment validation stack was structurally blind — permission checks returned PASS for tables that didn't exist and never modeled runtime enforcement. Built the hard-gate guard system that closed the gap; every gate traces to a specific postmortem</w:t>
+              <w:t xml:space="preserve">Cut LLM input tokens ~60% via cacheable prompt prefixes and routed simple transforms to zero-cost local engines, holding per-change cost flat as volume scaled</w:t>
             </w:r>
           </w:p>
           <w:p>
@@ -2737,7 +2737,7 @@
                 <w:vertAlign w:val="baseline"/>
                 <w:rtl w:val="0"/>
               </w:rPr>
-              <w:t xml:space="preserve">Reduced an entire failure class to an offline-checkable invariant. Verified against the full asset inventory: 81% of migrations required a namespace change, not the name change the tooling assumed</w:t>
+              <w:t xml:space="preserve">Cut manual cross-namespace data imports 91% (156.8/day → 14.2/day), driving the final phase of a multi-year warehouse consolidation from 80% to 100% coverage</w:t>
             </w:r>
           </w:p>
           <w:p>
@@ -2780,7 +2780,7 @@
                 <w:vertAlign w:val="baseline"/>
                 <w:rtl w:val="0"/>
               </w:rPr>
-              <w:t xml:space="preserve">Owned response for 5 production incidents including 2 SEV3s (one at $5.27M/day) — fix-forward, zero reverts, permission grants coordinated across 6+ owning teams</w:t>
+              <w:t xml:space="preserve">Unblocked the last ~20% of warehouse data — the segment no prior effort could touch because it sat in the direct ads revenue path, where a single day of degradation carries seven-figure impact — and delivered it with zero revenue loss</w:t>
             </w:r>
           </w:p>
           <w:p>
@@ -2823,7 +2823,7 @@
                 <w:vertAlign w:val="baseline"/>
                 <w:rtl w:val="0"/>
               </w:rPr>
-              <w:t xml:space="preserve">Co-built an AI coding skill encoding the full remediation methodology: engineer ramp-up 2 weeks → 2 days, per-asset cycle time down 3–5×</w:t>
+              <w:t xml:space="preserve">Reduced engineer ramp-up from 2 weeks to 2 days and per-asset cycle time 3–5x by building a reusable AI agent playbook, with every hard-block gate derived from a production postmortem</w:t>
             </w:r>
           </w:p>
           <w:p>
@@ -2866,7 +2866,93 @@
                 <w:vertAlign w:val="baseline"/>
                 <w:rtl w:val="0"/>
               </w:rPr>
-              <w:t xml:space="preserve">Work recognized in a company-wide announcement to the Data organization, with the difficulty of this workstream called out explicitly by senior engineering leadership</w:t>
+              <w:t xml:space="preserve">Operated under a constraint where errors surface as revenue loss rather than test failures, which drove the guard-first design: proved the pre-deployment validation stack was structurally blind — permission checks passed for tables that did not exist — and built the system that closed the gap</w:t>
+            </w:r>
+          </w:p>
+          <w:p>
+            <w:pPr>
+              <w:keepNext w:val="0"/>
+              <w:keepLines w:val="0"/>
+              <w:pageBreakBefore w:val="0"/>
+              <w:widowControl w:val="1"/>
+              <w:numPr>
+                <w:ilvl w:val="0"/>
+                <w:numId w:val="2"/>
+              </w:numPr>
+              <w:pBdr>
+                <w:top w:space="0" w:sz="0" w:val="nil"/>
+                <w:left w:space="0" w:sz="0" w:val="nil"/>
+                <w:bottom w:space="0" w:sz="0" w:val="nil"/>
+                <w:right w:space="0" w:sz="0" w:val="nil"/>
+                <w:between w:space="0" w:sz="0" w:val="nil"/>
+              </w:pBdr>
+              <w:shd w:fill="auto" w:val="clear"/>
+              <w:spacing w:after="46" w:before="0" w:line="240" w:lineRule="auto"/>
+              <w:ind w:left="230" w:right="0" w:hanging="200"/>
+              <w:jc w:val="left"/>
+              <w:rPr/>
+            </w:pPr>
+            <w:r>
+              <w:rPr>
+                <w:rFonts w:ascii="Calibri" w:cs="Calibri" w:eastAsia="Calibri" w:hAnsi="Calibri"/>
+                <w:b w:val="0"/>
+                <w:bCs w:val="0"/>
+                <w:i w:val="0"/>
+                <w:iCs w:val="0"/>
+                <w:smallCaps w:val="0"/>
+                <w:strike w:val="0"/>
+                <w:color w:val="27354d"/>
+                <w:sz w:val="18"/>
+                <w:szCs w:val="18"/>
+                <w:u w:val="none"/>
+                <w:shd w:fill="auto" w:val="clear"/>
+                <w:vertAlign w:val="baseline"/>
+                <w:rtl w:val="0"/>
+              </w:rPr>
+              <w:t xml:space="preserve">Collapsed an entire failure class into an offline-checkable invariant: 81% of migrations required a namespace change, not the name change the tooling assumed</w:t>
+            </w:r>
+          </w:p>
+          <w:p>
+            <w:pPr>
+              <w:keepNext w:val="0"/>
+              <w:keepLines w:val="0"/>
+              <w:pageBreakBefore w:val="0"/>
+              <w:widowControl w:val="1"/>
+              <w:numPr>
+                <w:ilvl w:val="0"/>
+                <w:numId w:val="2"/>
+              </w:numPr>
+              <w:pBdr>
+                <w:top w:space="0" w:sz="0" w:val="nil"/>
+                <w:left w:space="0" w:sz="0" w:val="nil"/>
+                <w:bottom w:space="0" w:sz="0" w:val="nil"/>
+                <w:right w:space="0" w:sz="0" w:val="nil"/>
+                <w:between w:space="0" w:sz="0" w:val="nil"/>
+              </w:pBdr>
+              <w:shd w:fill="auto" w:val="clear"/>
+              <w:spacing w:after="46" w:before="0" w:line="240" w:lineRule="auto"/>
+              <w:ind w:left="230" w:right="0" w:hanging="200"/>
+              <w:jc w:val="left"/>
+              <w:rPr/>
+            </w:pPr>
+            <w:r>
+              <w:rPr>
+                <w:rFonts w:ascii="Calibri" w:cs="Calibri" w:eastAsia="Calibri" w:hAnsi="Calibri"/>
+                <w:b w:val="0"/>
+                <w:bCs w:val="0"/>
+                <w:i w:val="0"/>
+                <w:iCs w:val="0"/>
+                <w:smallCaps w:val="0"/>
+                <w:strike w:val="0"/>
+                <w:color w:val="27354d"/>
+                <w:sz w:val="18"/>
+                <w:szCs w:val="18"/>
+                <w:u w:val="none"/>
+                <w:shd w:fill="auto" w:val="clear"/>
+                <w:vertAlign w:val="baseline"/>
+                <w:rtl w:val="0"/>
+              </w:rPr>
+              <w:t xml:space="preserve">Owned incident response on revenue-critical infrastructure — 5 production incidents including 2 high-severity — resolved fix-forward with zero reverts and permission grants coordinated across 6+ teams</w:t>
             </w:r>
           </w:p>
           <w:p>
